--- a/Progres-Fatimah/Jurnal Submit/submit/JCPSP/La Rangki/PRISMA 2020 Checklist.docx
+++ b/Progres-Fatimah/Jurnal Submit/submit/JCPSP/La Rangki/PRISMA 2020 Checklist.docx
@@ -28,8 +28,8 @@
       </w:tblPr>
       <w:tblGrid>
         <w:gridCol w:w="2340"/>
-        <w:gridCol w:w="2340"/>
-        <w:gridCol w:w="2340"/>
+        <w:gridCol w:w="921"/>
+        <w:gridCol w:w="3759"/>
         <w:gridCol w:w="2340"/>
       </w:tblGrid>
       <w:tr>
@@ -41,6 +41,9 @@
             <w:tcW w:w="2340" w:type="dxa"/>
           </w:tcPr>
           <w:p>
+            <w:pPr>
+              <w:jc w:val="center"/>
+            </w:pPr>
             <w:r>
               <w:rPr>
                 <w:b/>
@@ -52,37 +55,46 @@
         </w:tc>
         <w:tc>
           <w:tcPr>
+            <w:tcW w:w="921" w:type="dxa"/>
+          </w:tcPr>
+          <w:p>
+            <w:pPr>
+              <w:jc w:val="center"/>
+            </w:pPr>
+            <w:r>
+              <w:rPr>
+                <w:b/>
+                <w:sz w:val="18"/>
+              </w:rPr>
+              <w:t>Item</w:t>
+            </w:r>
+          </w:p>
+        </w:tc>
+        <w:tc>
+          <w:tcPr>
+            <w:tcW w:w="3759" w:type="dxa"/>
+          </w:tcPr>
+          <w:p>
+            <w:pPr>
+              <w:jc w:val="center"/>
+            </w:pPr>
+            <w:r>
+              <w:rPr>
+                <w:b/>
+                <w:sz w:val="18"/>
+              </w:rPr>
+              <w:t>PRISMA 2020 checklist item</w:t>
+            </w:r>
+          </w:p>
+        </w:tc>
+        <w:tc>
+          <w:tcPr>
             <w:tcW w:w="2340" w:type="dxa"/>
           </w:tcPr>
           <w:p>
-            <w:r>
-              <w:rPr>
-                <w:b/>
-                <w:sz w:val="18"/>
-              </w:rPr>
-              <w:t>Item</w:t>
-            </w:r>
-          </w:p>
-        </w:tc>
-        <w:tc>
-          <w:tcPr>
-            <w:tcW w:w="2340" w:type="dxa"/>
-          </w:tcPr>
-          <w:p>
-            <w:r>
-              <w:rPr>
-                <w:b/>
-                <w:sz w:val="18"/>
-              </w:rPr>
-              <w:t>PRISMA 2020 checklist item</w:t>
-            </w:r>
-          </w:p>
-        </w:tc>
-        <w:tc>
-          <w:tcPr>
-            <w:tcW w:w="2340" w:type="dxa"/>
-          </w:tcPr>
-          <w:p>
+            <w:pPr>
+              <w:jc w:val="center"/>
+            </w:pPr>
             <w:r>
               <w:rPr>
                 <w:b/>
@@ -112,7 +124,7 @@
         </w:tc>
         <w:tc>
           <w:tcPr>
-            <w:tcW w:w="2340" w:type="dxa"/>
+            <w:tcW w:w="921" w:type="dxa"/>
           </w:tcPr>
           <w:p>
             <w:r>
@@ -125,7 +137,7 @@
         </w:tc>
         <w:tc>
           <w:tcPr>
-            <w:tcW w:w="2340" w:type="dxa"/>
+            <w:tcW w:w="3759" w:type="dxa"/>
           </w:tcPr>
           <w:p>
             <w:r>
@@ -169,7 +181,7 @@
         </w:tc>
         <w:tc>
           <w:tcPr>
-            <w:tcW w:w="2340" w:type="dxa"/>
+            <w:tcW w:w="921" w:type="dxa"/>
           </w:tcPr>
           <w:p>
             <w:r>
@@ -182,7 +194,7 @@
         </w:tc>
         <w:tc>
           <w:tcPr>
-            <w:tcW w:w="2340" w:type="dxa"/>
+            <w:tcW w:w="3759" w:type="dxa"/>
           </w:tcPr>
           <w:p>
             <w:r>
@@ -226,7 +238,7 @@
         </w:tc>
         <w:tc>
           <w:tcPr>
-            <w:tcW w:w="2340" w:type="dxa"/>
+            <w:tcW w:w="921" w:type="dxa"/>
           </w:tcPr>
           <w:p>
             <w:r>
@@ -239,7 +251,7 @@
         </w:tc>
         <w:tc>
           <w:tcPr>
-            <w:tcW w:w="2340" w:type="dxa"/>
+            <w:tcW w:w="3759" w:type="dxa"/>
           </w:tcPr>
           <w:p>
             <w:r>
@@ -283,7 +295,7 @@
         </w:tc>
         <w:tc>
           <w:tcPr>
-            <w:tcW w:w="2340" w:type="dxa"/>
+            <w:tcW w:w="921" w:type="dxa"/>
           </w:tcPr>
           <w:p>
             <w:r>
@@ -296,7 +308,7 @@
         </w:tc>
         <w:tc>
           <w:tcPr>
-            <w:tcW w:w="2340" w:type="dxa"/>
+            <w:tcW w:w="3759" w:type="dxa"/>
           </w:tcPr>
           <w:p>
             <w:r>
@@ -340,7 +352,7 @@
         </w:tc>
         <w:tc>
           <w:tcPr>
-            <w:tcW w:w="2340" w:type="dxa"/>
+            <w:tcW w:w="921" w:type="dxa"/>
           </w:tcPr>
           <w:p>
             <w:r>
@@ -353,7 +365,7 @@
         </w:tc>
         <w:tc>
           <w:tcPr>
-            <w:tcW w:w="2340" w:type="dxa"/>
+            <w:tcW w:w="3759" w:type="dxa"/>
           </w:tcPr>
           <w:p>
             <w:r>
@@ -397,7 +409,7 @@
         </w:tc>
         <w:tc>
           <w:tcPr>
-            <w:tcW w:w="2340" w:type="dxa"/>
+            <w:tcW w:w="921" w:type="dxa"/>
           </w:tcPr>
           <w:p>
             <w:r>
@@ -410,14 +422,28 @@
         </w:tc>
         <w:tc>
           <w:tcPr>
-            <w:tcW w:w="2340" w:type="dxa"/>
-          </w:tcPr>
-          <w:p>
-            <w:r>
-              <w:rPr>
-                <w:sz w:val="18"/>
-              </w:rPr>
-              <w:t>Specify all databases, registers, websites, organisations, reference lists and other sources searched or consulted to identify studies; specify the date when each source was last searched or consulted.</w:t>
+            <w:tcW w:w="3759" w:type="dxa"/>
+          </w:tcPr>
+          <w:p>
+            <w:r>
+              <w:rPr>
+                <w:sz w:val="18"/>
+              </w:rPr>
+              <w:t xml:space="preserve">Specify all databases, registers, websites, </w:t>
+            </w:r>
+            <w:proofErr w:type="spellStart"/>
+            <w:r>
+              <w:rPr>
+                <w:sz w:val="18"/>
+              </w:rPr>
+              <w:t>organisations</w:t>
+            </w:r>
+            <w:proofErr w:type="spellEnd"/>
+            <w:r>
+              <w:rPr>
+                <w:sz w:val="18"/>
+              </w:rPr>
+              <w:t>, reference lists and other sources searched or consulted to identify studies; specify the date when each source was last searched or consulted.</w:t>
             </w:r>
           </w:p>
         </w:tc>
@@ -454,7 +480,7 @@
         </w:tc>
         <w:tc>
           <w:tcPr>
-            <w:tcW w:w="2340" w:type="dxa"/>
+            <w:tcW w:w="921" w:type="dxa"/>
           </w:tcPr>
           <w:p>
             <w:r>
@@ -467,7 +493,7 @@
         </w:tc>
         <w:tc>
           <w:tcPr>
-            <w:tcW w:w="2340" w:type="dxa"/>
+            <w:tcW w:w="3759" w:type="dxa"/>
           </w:tcPr>
           <w:p>
             <w:r>
@@ -511,7 +537,7 @@
         </w:tc>
         <w:tc>
           <w:tcPr>
-            <w:tcW w:w="2340" w:type="dxa"/>
+            <w:tcW w:w="921" w:type="dxa"/>
           </w:tcPr>
           <w:p>
             <w:r>
@@ -524,7 +550,7 @@
         </w:tc>
         <w:tc>
           <w:tcPr>
-            <w:tcW w:w="2340" w:type="dxa"/>
+            <w:tcW w:w="3759" w:type="dxa"/>
           </w:tcPr>
           <w:p>
             <w:r>
@@ -568,7 +594,7 @@
         </w:tc>
         <w:tc>
           <w:tcPr>
-            <w:tcW w:w="2340" w:type="dxa"/>
+            <w:tcW w:w="921" w:type="dxa"/>
           </w:tcPr>
           <w:p>
             <w:r>
@@ -581,7 +607,7 @@
         </w:tc>
         <w:tc>
           <w:tcPr>
-            <w:tcW w:w="2340" w:type="dxa"/>
+            <w:tcW w:w="3759" w:type="dxa"/>
           </w:tcPr>
           <w:p>
             <w:r>
@@ -625,7 +651,7 @@
         </w:tc>
         <w:tc>
           <w:tcPr>
-            <w:tcW w:w="2340" w:type="dxa"/>
+            <w:tcW w:w="921" w:type="dxa"/>
           </w:tcPr>
           <w:p>
             <w:r>
@@ -638,7 +664,7 @@
         </w:tc>
         <w:tc>
           <w:tcPr>
-            <w:tcW w:w="2340" w:type="dxa"/>
+            <w:tcW w:w="3759" w:type="dxa"/>
           </w:tcPr>
           <w:p>
             <w:r>
@@ -682,7 +708,7 @@
         </w:tc>
         <w:tc>
           <w:tcPr>
-            <w:tcW w:w="2340" w:type="dxa"/>
+            <w:tcW w:w="921" w:type="dxa"/>
           </w:tcPr>
           <w:p>
             <w:r>
@@ -695,7 +721,7 @@
         </w:tc>
         <w:tc>
           <w:tcPr>
-            <w:tcW w:w="2340" w:type="dxa"/>
+            <w:tcW w:w="3759" w:type="dxa"/>
           </w:tcPr>
           <w:p>
             <w:r>
@@ -733,14 +759,33 @@
               <w:rPr>
                 <w:sz w:val="18"/>
               </w:rPr>
-              <w:t xml:space="preserve">METHODS - Study risk of </w:t>
-            </w:r>
-            <w:r>
-              <w:rPr>
-                <w:sz w:val="18"/>
-              </w:rPr>
-              <w:lastRenderedPageBreak/>
-              <w:t>bias assessment</w:t>
+              <w:t>METHODS - Study risk of bias assessment</w:t>
+            </w:r>
+          </w:p>
+        </w:tc>
+        <w:tc>
+          <w:tcPr>
+            <w:tcW w:w="921" w:type="dxa"/>
+          </w:tcPr>
+          <w:p>
+            <w:r>
+              <w:rPr>
+                <w:sz w:val="18"/>
+              </w:rPr>
+              <w:t>11</w:t>
+            </w:r>
+          </w:p>
+        </w:tc>
+        <w:tc>
+          <w:tcPr>
+            <w:tcW w:w="3759" w:type="dxa"/>
+          </w:tcPr>
+          <w:p>
+            <w:r>
+              <w:rPr>
+                <w:sz w:val="18"/>
+              </w:rPr>
+              <w:t>Specify the methods used to assess risk of bias in the included studies.</w:t>
             </w:r>
           </w:p>
         </w:tc>
@@ -753,49 +798,7 @@
               <w:rPr>
                 <w:sz w:val="18"/>
               </w:rPr>
-              <w:lastRenderedPageBreak/>
-              <w:t>11</w:t>
-            </w:r>
-          </w:p>
-        </w:tc>
-        <w:tc>
-          <w:tcPr>
-            <w:tcW w:w="2340" w:type="dxa"/>
-          </w:tcPr>
-          <w:p>
-            <w:r>
-              <w:rPr>
-                <w:sz w:val="18"/>
-              </w:rPr>
-              <w:t xml:space="preserve">Specify the methods used to </w:t>
-            </w:r>
-            <w:r>
-              <w:rPr>
-                <w:sz w:val="18"/>
-              </w:rPr>
-              <w:lastRenderedPageBreak/>
-              <w:t>assess risk of bias in the included studies.</w:t>
-            </w:r>
-          </w:p>
-        </w:tc>
-        <w:tc>
-          <w:tcPr>
-            <w:tcW w:w="2340" w:type="dxa"/>
-          </w:tcPr>
-          <w:p>
-            <w:r>
-              <w:rPr>
-                <w:sz w:val="18"/>
-              </w:rPr>
-              <w:lastRenderedPageBreak/>
-              <w:t xml:space="preserve">Not performed; explicitly </w:t>
-            </w:r>
-            <w:r>
-              <w:rPr>
-                <w:sz w:val="18"/>
-              </w:rPr>
-              <w:lastRenderedPageBreak/>
-              <w:t>stated on p. 11.</w:t>
+              <w:t>Not performed; explicitly stated on p. 11.</w:t>
             </w:r>
           </w:p>
         </w:tc>
@@ -813,14 +816,13 @@
               <w:rPr>
                 <w:sz w:val="18"/>
               </w:rPr>
-              <w:lastRenderedPageBreak/>
               <w:t>METHODS - Effect measures</w:t>
             </w:r>
           </w:p>
         </w:tc>
         <w:tc>
           <w:tcPr>
-            <w:tcW w:w="2340" w:type="dxa"/>
+            <w:tcW w:w="921" w:type="dxa"/>
           </w:tcPr>
           <w:p>
             <w:r>
@@ -833,7 +835,7 @@
         </w:tc>
         <w:tc>
           <w:tcPr>
-            <w:tcW w:w="2340" w:type="dxa"/>
+            <w:tcW w:w="3759" w:type="dxa"/>
           </w:tcPr>
           <w:p>
             <w:r>
@@ -877,6 +879,32 @@
         </w:tc>
         <w:tc>
           <w:tcPr>
+            <w:tcW w:w="921" w:type="dxa"/>
+          </w:tcPr>
+          <w:p>
+            <w:r>
+              <w:rPr>
+                <w:sz w:val="18"/>
+              </w:rPr>
+              <w:t>13a</w:t>
+            </w:r>
+          </w:p>
+        </w:tc>
+        <w:tc>
+          <w:tcPr>
+            <w:tcW w:w="3759" w:type="dxa"/>
+          </w:tcPr>
+          <w:p>
+            <w:r>
+              <w:rPr>
+                <w:sz w:val="18"/>
+              </w:rPr>
+              <w:t>Describe the processes used to decide which studies were eligible for each synthesis.</w:t>
+            </w:r>
+          </w:p>
+        </w:tc>
+        <w:tc>
+          <w:tcPr>
             <w:tcW w:w="2340" w:type="dxa"/>
           </w:tcPr>
           <w:p>
@@ -884,33 +912,21 @@
               <w:rPr>
                 <w:sz w:val="18"/>
               </w:rPr>
-              <w:t>13a</w:t>
-            </w:r>
-          </w:p>
-        </w:tc>
-        <w:tc>
-          <w:tcPr>
-            <w:tcW w:w="2340" w:type="dxa"/>
-          </w:tcPr>
-          <w:p>
-            <w:r>
-              <w:rPr>
-                <w:sz w:val="18"/>
-              </w:rPr>
-              <w:t>Describe the processes used to decide which studies were eligible for each synthesis.</w:t>
-            </w:r>
-          </w:p>
-        </w:tc>
-        <w:tc>
-          <w:tcPr>
-            <w:tcW w:w="2340" w:type="dxa"/>
-          </w:tcPr>
-          <w:p>
-            <w:r>
-              <w:rPr>
-                <w:sz w:val="18"/>
-              </w:rPr>
-              <w:t>pp. 9, 11, 19; 11 studies in quantitative meta-analysis, 1 quality-of-life study narratively synthesised.</w:t>
+              <w:t xml:space="preserve">pp. 9, 11, 19; 11 studies in quantitative meta-analysis, 1 quality-of-life study narratively </w:t>
+            </w:r>
+            <w:proofErr w:type="spellStart"/>
+            <w:r>
+              <w:rPr>
+                <w:sz w:val="18"/>
+              </w:rPr>
+              <w:t>synthesised</w:t>
+            </w:r>
+            <w:proofErr w:type="spellEnd"/>
+            <w:r>
+              <w:rPr>
+                <w:sz w:val="18"/>
+              </w:rPr>
+              <w:t>.</w:t>
             </w:r>
           </w:p>
         </w:tc>
@@ -934,7 +950,7 @@
         </w:tc>
         <w:tc>
           <w:tcPr>
-            <w:tcW w:w="2340" w:type="dxa"/>
+            <w:tcW w:w="921" w:type="dxa"/>
           </w:tcPr>
           <w:p>
             <w:r>
@@ -947,7 +963,7 @@
         </w:tc>
         <w:tc>
           <w:tcPr>
-            <w:tcW w:w="2340" w:type="dxa"/>
+            <w:tcW w:w="3759" w:type="dxa"/>
           </w:tcPr>
           <w:p>
             <w:r>
@@ -991,7 +1007,7 @@
         </w:tc>
         <w:tc>
           <w:tcPr>
-            <w:tcW w:w="2340" w:type="dxa"/>
+            <w:tcW w:w="921" w:type="dxa"/>
           </w:tcPr>
           <w:p>
             <w:r>
@@ -1004,7 +1020,7 @@
         </w:tc>
         <w:tc>
           <w:tcPr>
-            <w:tcW w:w="2340" w:type="dxa"/>
+            <w:tcW w:w="3759" w:type="dxa"/>
           </w:tcPr>
           <w:p>
             <w:r>
@@ -1048,7 +1064,7 @@
         </w:tc>
         <w:tc>
           <w:tcPr>
-            <w:tcW w:w="2340" w:type="dxa"/>
+            <w:tcW w:w="921" w:type="dxa"/>
           </w:tcPr>
           <w:p>
             <w:r>
@@ -1061,7 +1077,7 @@
         </w:tc>
         <w:tc>
           <w:tcPr>
-            <w:tcW w:w="2340" w:type="dxa"/>
+            <w:tcW w:w="3759" w:type="dxa"/>
           </w:tcPr>
           <w:p>
             <w:r>
@@ -1099,7 +1115,48 @@
               <w:rPr>
                 <w:sz w:val="18"/>
               </w:rPr>
-              <w:t>METHODS - Synthesis methods: heterogeneity exploration</w:t>
+              <w:t xml:space="preserve">METHODS - Synthesis </w:t>
+            </w:r>
+            <w:r>
+              <w:rPr>
+                <w:sz w:val="18"/>
+              </w:rPr>
+              <w:lastRenderedPageBreak/>
+              <w:t>methods: heterogeneity exploration</w:t>
+            </w:r>
+          </w:p>
+        </w:tc>
+        <w:tc>
+          <w:tcPr>
+            <w:tcW w:w="921" w:type="dxa"/>
+          </w:tcPr>
+          <w:p>
+            <w:r>
+              <w:rPr>
+                <w:sz w:val="18"/>
+              </w:rPr>
+              <w:lastRenderedPageBreak/>
+              <w:t>13e</w:t>
+            </w:r>
+          </w:p>
+        </w:tc>
+        <w:tc>
+          <w:tcPr>
+            <w:tcW w:w="3759" w:type="dxa"/>
+          </w:tcPr>
+          <w:p>
+            <w:r>
+              <w:rPr>
+                <w:sz w:val="18"/>
+              </w:rPr>
+              <w:t xml:space="preserve">Describe any methods used to explore possible </w:t>
+            </w:r>
+            <w:r>
+              <w:rPr>
+                <w:sz w:val="18"/>
+              </w:rPr>
+              <w:lastRenderedPageBreak/>
+              <w:t>causes of heterogeneity among study results.</w:t>
             </w:r>
           </w:p>
         </w:tc>
@@ -1112,33 +1169,15 @@
               <w:rPr>
                 <w:sz w:val="18"/>
               </w:rPr>
-              <w:t>13e</w:t>
-            </w:r>
-          </w:p>
-        </w:tc>
-        <w:tc>
-          <w:tcPr>
-            <w:tcW w:w="2340" w:type="dxa"/>
-          </w:tcPr>
-          <w:p>
-            <w:r>
-              <w:rPr>
-                <w:sz w:val="18"/>
-              </w:rPr>
-              <w:t>Describe any methods used to explore possible causes of heterogeneity among study results.</w:t>
-            </w:r>
-          </w:p>
-        </w:tc>
-        <w:tc>
-          <w:tcPr>
-            <w:tcW w:w="2340" w:type="dxa"/>
-          </w:tcPr>
-          <w:p>
-            <w:r>
-              <w:rPr>
-                <w:sz w:val="18"/>
-              </w:rPr>
-              <w:t>No subgroup analysis/meta-regression performed; limitation discussed on p. 23.</w:t>
+              <w:lastRenderedPageBreak/>
+              <w:t>No subgroup analysis/meta-</w:t>
+            </w:r>
+            <w:r>
+              <w:rPr>
+                <w:sz w:val="18"/>
+              </w:rPr>
+              <w:lastRenderedPageBreak/>
+              <w:t>regression performed; limitation discussed on p. 23.</w:t>
             </w:r>
           </w:p>
         </w:tc>
@@ -1156,13 +1195,14 @@
               <w:rPr>
                 <w:sz w:val="18"/>
               </w:rPr>
+              <w:lastRenderedPageBreak/>
               <w:t>METHODS - Synthesis methods: sensitivity analyses</w:t>
             </w:r>
           </w:p>
         </w:tc>
         <w:tc>
           <w:tcPr>
-            <w:tcW w:w="2340" w:type="dxa"/>
+            <w:tcW w:w="921" w:type="dxa"/>
           </w:tcPr>
           <w:p>
             <w:r>
@@ -1175,7 +1215,7 @@
         </w:tc>
         <w:tc>
           <w:tcPr>
-            <w:tcW w:w="2340" w:type="dxa"/>
+            <w:tcW w:w="3759" w:type="dxa"/>
           </w:tcPr>
           <w:p>
             <w:r>
@@ -1219,7 +1259,7 @@
         </w:tc>
         <w:tc>
           <w:tcPr>
-            <w:tcW w:w="2340" w:type="dxa"/>
+            <w:tcW w:w="921" w:type="dxa"/>
           </w:tcPr>
           <w:p>
             <w:r>
@@ -1232,7 +1272,7 @@
         </w:tc>
         <w:tc>
           <w:tcPr>
-            <w:tcW w:w="2340" w:type="dxa"/>
+            <w:tcW w:w="3759" w:type="dxa"/>
           </w:tcPr>
           <w:p>
             <w:r>
@@ -1276,7 +1316,7 @@
         </w:tc>
         <w:tc>
           <w:tcPr>
-            <w:tcW w:w="2340" w:type="dxa"/>
+            <w:tcW w:w="921" w:type="dxa"/>
           </w:tcPr>
           <w:p>
             <w:r>
@@ -1289,7 +1329,7 @@
         </w:tc>
         <w:tc>
           <w:tcPr>
-            <w:tcW w:w="2340" w:type="dxa"/>
+            <w:tcW w:w="3759" w:type="dxa"/>
           </w:tcPr>
           <w:p>
             <w:r>
@@ -1333,7 +1373,7 @@
         </w:tc>
         <w:tc>
           <w:tcPr>
-            <w:tcW w:w="2340" w:type="dxa"/>
+            <w:tcW w:w="921" w:type="dxa"/>
           </w:tcPr>
           <w:p>
             <w:r>
@@ -1346,7 +1386,7 @@
         </w:tc>
         <w:tc>
           <w:tcPr>
-            <w:tcW w:w="2340" w:type="dxa"/>
+            <w:tcW w:w="3759" w:type="dxa"/>
           </w:tcPr>
           <w:p>
             <w:r>
@@ -1390,7 +1430,7 @@
         </w:tc>
         <w:tc>
           <w:tcPr>
-            <w:tcW w:w="2340" w:type="dxa"/>
+            <w:tcW w:w="921" w:type="dxa"/>
           </w:tcPr>
           <w:p>
             <w:r>
@@ -1403,7 +1443,7 @@
         </w:tc>
         <w:tc>
           <w:tcPr>
-            <w:tcW w:w="2340" w:type="dxa"/>
+            <w:tcW w:w="3759" w:type="dxa"/>
           </w:tcPr>
           <w:p>
             <w:r>
@@ -1447,7 +1487,7 @@
         </w:tc>
         <w:tc>
           <w:tcPr>
-            <w:tcW w:w="2340" w:type="dxa"/>
+            <w:tcW w:w="921" w:type="dxa"/>
           </w:tcPr>
           <w:p>
             <w:r>
@@ -1460,7 +1500,7 @@
         </w:tc>
         <w:tc>
           <w:tcPr>
-            <w:tcW w:w="2340" w:type="dxa"/>
+            <w:tcW w:w="3759" w:type="dxa"/>
           </w:tcPr>
           <w:p>
             <w:r>
@@ -1504,7 +1544,7 @@
         </w:tc>
         <w:tc>
           <w:tcPr>
-            <w:tcW w:w="2340" w:type="dxa"/>
+            <w:tcW w:w="921" w:type="dxa"/>
           </w:tcPr>
           <w:p>
             <w:r>
@@ -1517,7 +1557,7 @@
         </w:tc>
         <w:tc>
           <w:tcPr>
-            <w:tcW w:w="2340" w:type="dxa"/>
+            <w:tcW w:w="3759" w:type="dxa"/>
           </w:tcPr>
           <w:p>
             <w:r>
@@ -1561,7 +1601,7 @@
         </w:tc>
         <w:tc>
           <w:tcPr>
-            <w:tcW w:w="2340" w:type="dxa"/>
+            <w:tcW w:w="921" w:type="dxa"/>
           </w:tcPr>
           <w:p>
             <w:r>
@@ -1574,7 +1614,7 @@
         </w:tc>
         <w:tc>
           <w:tcPr>
-            <w:tcW w:w="2340" w:type="dxa"/>
+            <w:tcW w:w="3759" w:type="dxa"/>
           </w:tcPr>
           <w:p>
             <w:r>
@@ -1612,14 +1652,13 @@
               <w:rPr>
                 <w:sz w:val="18"/>
               </w:rPr>
-              <w:lastRenderedPageBreak/>
               <w:t>RESULTS - Results of syntheses</w:t>
             </w:r>
           </w:p>
         </w:tc>
         <w:tc>
           <w:tcPr>
-            <w:tcW w:w="2340" w:type="dxa"/>
+            <w:tcW w:w="921" w:type="dxa"/>
           </w:tcPr>
           <w:p>
             <w:r>
@@ -1632,14 +1671,28 @@
         </w:tc>
         <w:tc>
           <w:tcPr>
-            <w:tcW w:w="2340" w:type="dxa"/>
-          </w:tcPr>
-          <w:p>
-            <w:r>
-              <w:rPr>
-                <w:sz w:val="18"/>
-              </w:rPr>
-              <w:t>For each synthesis, briefly summarise characteristics and risk of bias among contributing studies.</w:t>
+            <w:tcW w:w="3759" w:type="dxa"/>
+          </w:tcPr>
+          <w:p>
+            <w:r>
+              <w:rPr>
+                <w:sz w:val="18"/>
+              </w:rPr>
+              <w:t xml:space="preserve">For each synthesis, briefly </w:t>
+            </w:r>
+            <w:proofErr w:type="spellStart"/>
+            <w:r>
+              <w:rPr>
+                <w:sz w:val="18"/>
+              </w:rPr>
+              <w:t>summarise</w:t>
+            </w:r>
+            <w:proofErr w:type="spellEnd"/>
+            <w:r>
+              <w:rPr>
+                <w:sz w:val="18"/>
+              </w:rPr>
+              <w:t xml:space="preserve"> characteristics and risk of bias among contributing studies.</w:t>
             </w:r>
           </w:p>
         </w:tc>
@@ -1676,7 +1729,7 @@
         </w:tc>
         <w:tc>
           <w:tcPr>
-            <w:tcW w:w="2340" w:type="dxa"/>
+            <w:tcW w:w="921" w:type="dxa"/>
           </w:tcPr>
           <w:p>
             <w:r>
@@ -1689,7 +1742,7 @@
         </w:tc>
         <w:tc>
           <w:tcPr>
-            <w:tcW w:w="2340" w:type="dxa"/>
+            <w:tcW w:w="3759" w:type="dxa"/>
           </w:tcPr>
           <w:p>
             <w:r>
@@ -1733,7 +1786,7 @@
         </w:tc>
         <w:tc>
           <w:tcPr>
-            <w:tcW w:w="2340" w:type="dxa"/>
+            <w:tcW w:w="921" w:type="dxa"/>
           </w:tcPr>
           <w:p>
             <w:r>
@@ -1746,7 +1799,7 @@
         </w:tc>
         <w:tc>
           <w:tcPr>
-            <w:tcW w:w="2340" w:type="dxa"/>
+            <w:tcW w:w="3759" w:type="dxa"/>
           </w:tcPr>
           <w:p>
             <w:r>
@@ -1790,7 +1843,7 @@
         </w:tc>
         <w:tc>
           <w:tcPr>
-            <w:tcW w:w="2340" w:type="dxa"/>
+            <w:tcW w:w="921" w:type="dxa"/>
           </w:tcPr>
           <w:p>
             <w:r>
@@ -1803,7 +1856,7 @@
         </w:tc>
         <w:tc>
           <w:tcPr>
-            <w:tcW w:w="2340" w:type="dxa"/>
+            <w:tcW w:w="3759" w:type="dxa"/>
           </w:tcPr>
           <w:p>
             <w:r>
@@ -1847,7 +1900,7 @@
         </w:tc>
         <w:tc>
           <w:tcPr>
-            <w:tcW w:w="2340" w:type="dxa"/>
+            <w:tcW w:w="921" w:type="dxa"/>
           </w:tcPr>
           <w:p>
             <w:r>
@@ -1860,7 +1913,7 @@
         </w:tc>
         <w:tc>
           <w:tcPr>
-            <w:tcW w:w="2340" w:type="dxa"/>
+            <w:tcW w:w="3759" w:type="dxa"/>
           </w:tcPr>
           <w:p>
             <w:r>
@@ -1904,7 +1957,7 @@
         </w:tc>
         <w:tc>
           <w:tcPr>
-            <w:tcW w:w="2340" w:type="dxa"/>
+            <w:tcW w:w="921" w:type="dxa"/>
           </w:tcPr>
           <w:p>
             <w:r>
@@ -1917,7 +1970,7 @@
         </w:tc>
         <w:tc>
           <w:tcPr>
-            <w:tcW w:w="2340" w:type="dxa"/>
+            <w:tcW w:w="3759" w:type="dxa"/>
           </w:tcPr>
           <w:p>
             <w:r>
@@ -1961,7 +2014,7 @@
         </w:tc>
         <w:tc>
           <w:tcPr>
-            <w:tcW w:w="2340" w:type="dxa"/>
+            <w:tcW w:w="921" w:type="dxa"/>
           </w:tcPr>
           <w:p>
             <w:r>
@@ -1974,7 +2027,7 @@
         </w:tc>
         <w:tc>
           <w:tcPr>
-            <w:tcW w:w="2340" w:type="dxa"/>
+            <w:tcW w:w="3759" w:type="dxa"/>
           </w:tcPr>
           <w:p>
             <w:r>
@@ -2018,7 +2071,7 @@
         </w:tc>
         <w:tc>
           <w:tcPr>
-            <w:tcW w:w="2340" w:type="dxa"/>
+            <w:tcW w:w="921" w:type="dxa"/>
           </w:tcPr>
           <w:p>
             <w:r>
@@ -2031,7 +2084,7 @@
         </w:tc>
         <w:tc>
           <w:tcPr>
-            <w:tcW w:w="2340" w:type="dxa"/>
+            <w:tcW w:w="3759" w:type="dxa"/>
           </w:tcPr>
           <w:p>
             <w:r>
@@ -2075,7 +2128,7 @@
         </w:tc>
         <w:tc>
           <w:tcPr>
-            <w:tcW w:w="2340" w:type="dxa"/>
+            <w:tcW w:w="921" w:type="dxa"/>
           </w:tcPr>
           <w:p>
             <w:r>
@@ -2088,7 +2141,7 @@
         </w:tc>
         <w:tc>
           <w:tcPr>
-            <w:tcW w:w="2340" w:type="dxa"/>
+            <w:tcW w:w="3759" w:type="dxa"/>
           </w:tcPr>
           <w:p>
             <w:r>
@@ -2132,7 +2185,7 @@
         </w:tc>
         <w:tc>
           <w:tcPr>
-            <w:tcW w:w="2340" w:type="dxa"/>
+            <w:tcW w:w="921" w:type="dxa"/>
           </w:tcPr>
           <w:p>
             <w:r>
@@ -2145,7 +2198,7 @@
         </w:tc>
         <w:tc>
           <w:tcPr>
-            <w:tcW w:w="2340" w:type="dxa"/>
+            <w:tcW w:w="3759" w:type="dxa"/>
           </w:tcPr>
           <w:p>
             <w:r>
@@ -2189,7 +2242,7 @@
         </w:tc>
         <w:tc>
           <w:tcPr>
-            <w:tcW w:w="2340" w:type="dxa"/>
+            <w:tcW w:w="921" w:type="dxa"/>
           </w:tcPr>
           <w:p>
             <w:r>
@@ -2202,7 +2255,7 @@
         </w:tc>
         <w:tc>
           <w:tcPr>
-            <w:tcW w:w="2340" w:type="dxa"/>
+            <w:tcW w:w="3759" w:type="dxa"/>
           </w:tcPr>
           <w:p>
             <w:r>
@@ -2246,7 +2299,7 @@
         </w:tc>
         <w:tc>
           <w:tcPr>
-            <w:tcW w:w="2340" w:type="dxa"/>
+            <w:tcW w:w="921" w:type="dxa"/>
           </w:tcPr>
           <w:p>
             <w:r>
@@ -2259,7 +2312,7 @@
         </w:tc>
         <w:tc>
           <w:tcPr>
-            <w:tcW w:w="2340" w:type="dxa"/>
+            <w:tcW w:w="3759" w:type="dxa"/>
           </w:tcPr>
           <w:p>
             <w:r>
@@ -2303,7 +2356,7 @@
         </w:tc>
         <w:tc>
           <w:tcPr>
-            <w:tcW w:w="2340" w:type="dxa"/>
+            <w:tcW w:w="921" w:type="dxa"/>
           </w:tcPr>
           <w:p>
             <w:r>
@@ -2316,7 +2369,7 @@
         </w:tc>
         <w:tc>
           <w:tcPr>
-            <w:tcW w:w="2340" w:type="dxa"/>
+            <w:tcW w:w="3759" w:type="dxa"/>
           </w:tcPr>
           <w:p>
             <w:r>
@@ -2354,13 +2407,14 @@
               <w:rPr>
                 <w:sz w:val="18"/>
               </w:rPr>
+              <w:lastRenderedPageBreak/>
               <w:t>OTHER - Support</w:t>
             </w:r>
           </w:p>
         </w:tc>
         <w:tc>
           <w:tcPr>
-            <w:tcW w:w="2340" w:type="dxa"/>
+            <w:tcW w:w="921" w:type="dxa"/>
           </w:tcPr>
           <w:p>
             <w:r>
@@ -2373,7 +2427,7 @@
         </w:tc>
         <w:tc>
           <w:tcPr>
-            <w:tcW w:w="2340" w:type="dxa"/>
+            <w:tcW w:w="3759" w:type="dxa"/>
           </w:tcPr>
           <w:p>
             <w:r>
@@ -2417,7 +2471,7 @@
         </w:tc>
         <w:tc>
           <w:tcPr>
-            <w:tcW w:w="2340" w:type="dxa"/>
+            <w:tcW w:w="921" w:type="dxa"/>
           </w:tcPr>
           <w:p>
             <w:r>
@@ -2430,7 +2484,7 @@
         </w:tc>
         <w:tc>
           <w:tcPr>
-            <w:tcW w:w="2340" w:type="dxa"/>
+            <w:tcW w:w="3759" w:type="dxa"/>
           </w:tcPr>
           <w:p>
             <w:r>
@@ -2474,7 +2528,7 @@
         </w:tc>
         <w:tc>
           <w:tcPr>
-            <w:tcW w:w="2340" w:type="dxa"/>
+            <w:tcW w:w="921" w:type="dxa"/>
           </w:tcPr>
           <w:p>
             <w:r>
@@ -2487,7 +2541,7 @@
         </w:tc>
         <w:tc>
           <w:tcPr>
-            <w:tcW w:w="2340" w:type="dxa"/>
+            <w:tcW w:w="3759" w:type="dxa"/>
           </w:tcPr>
           <w:p>
             <w:r>
